--- a/07_reports_presentations/feedback.docx
+++ b/07_reports_presentations/feedback.docx
@@ -225,13 +225,26 @@
         </w:rPr>
         <w:br/>
       </w:r>
-    </w:p>
-    <w:p>
-      <w:pPr>
-        <w:rPr>
-          <w:lang w:val="en-US"/>
-        </w:rPr>
-      </w:pPr>
+      <w:r>
+        <w:rPr>
+          <w:lang w:val="en-US"/>
+        </w:rPr>
+        <w:t xml:space="preserve">Substantive part is not strong enough right now. For these works which he regards at average for a SEDS student he gives a grade of 2.0 at best. This is still a (partly) social science research and this needs to be reflected. Here, he also sees a general problem with the SEDS study </w:t>
+      </w:r>
+      <w:proofErr w:type="spellStart"/>
+      <w:r>
+        <w:rPr>
+          <w:lang w:val="en-US"/>
+        </w:rPr>
+        <w:t>program which he</w:t>
+      </w:r>
+      <w:proofErr w:type="spellEnd"/>
+      <w:r>
+        <w:rPr>
+          <w:lang w:val="en-US"/>
+        </w:rPr>
+        <w:t xml:space="preserve"> regards as non-academic.</w:t>
+      </w:r>
     </w:p>
     <w:p>
       <w:pPr>
@@ -436,6 +449,7 @@
         <w:rPr>
           <w:lang w:val="en-US"/>
         </w:rPr>
+        <w:lastRenderedPageBreak/>
         <w:t xml:space="preserve">Why do not also check for the answers. Do they </w:t>
       </w:r>
       <w:proofErr w:type="gramStart"/>
